--- a/docs/Level1/高中英语语法切片-Level1-第14课-不定冠词a与an.docx
+++ b/docs/Level1/高中英语语法切片-Level1-第14课-不定冠词a与an.docx
@@ -3330,7 +3330,7 @@
           <w:sz w:val="24"/>
           <w:szCs w:val="24"/>
         </w:rPr>
-        <w:t xml:space="preserve">选择题，先圈一个。圈好了呢？</w:t>
+        <w:t xml:space="preserve">选择题，你先圈好。</w:t>
       </w:r>
     </w:p>
     <w:p>

--- a/docs/Level1/高中英语语法切片-Level1-第14课-不定冠词a与an.docx
+++ b/docs/Level1/高中英语语法切片-Level1-第14课-不定冠词a与an.docx
@@ -1792,6 +1792,20 @@
           <w:szCs w:val="24"/>
         </w:rPr>
         <w:t xml:space="preserve">你想想，这是不定冠词最本质的用法，也是它名字的由来。</w:t>
+      </w:r>
+    </w:p>
+    <w:p>
+      <w:pPr>
+        <w:spacing w:after="160" w:line="380"/>
+        <w:ind w:firstLine="480"/>
+      </w:pPr>
+      <w:r>
+        <w:rPr>
+          <w:rFonts w:ascii="SimSun" w:cs="SimSun" w:eastAsia="SimSun" w:hAnsi="SimSun"/>
+          <w:sz w:val="24"/>
+          <w:szCs w:val="24"/>
+        </w:rPr>
+        <w:t xml:space="preserve">我插一句啊，这一段要是没跟上，你倒回去再听一遍，别往下硬走。</w:t>
       </w:r>
     </w:p>
     <w:p>

--- a/docs/Level1/高中英语语法切片-Level1-第14课-不定冠词a与an.docx
+++ b/docs/Level1/高中英语语法切片-Level1-第14课-不定冠词a与an.docx
@@ -1959,7 +1959,7 @@
           <w:sz w:val="24"/>
           <w:szCs w:val="24"/>
         </w:rPr>
-        <w:t xml:space="preserve">我给你分三组，你按组记。</w:t>
+        <w:t xml:space="preserve">我们分三组，你按组记。</w:t>
       </w:r>
     </w:p>
     <w:p>
@@ -2029,7 +2029,7 @@
           <w:sz w:val="24"/>
           <w:szCs w:val="24"/>
         </w:rPr>
-        <w:t xml:space="preserve">最后我给你一个做题的判断流程。</w:t>
+        <w:t xml:space="preserve">最后我们来看一个做题的判断流程。</w:t>
       </w:r>
     </w:p>
     <w:p>
